--- a/docs/docx/10-prompts.docx
+++ b/docs/docx/10-prompts.docx
@@ -23,7 +23,7 @@
       </w:pPr>
       <w:r>
         <w:rPr/>
-        <w:t>Планировщик отпусков 0.3.0 · Шаблоны задач для ИИ-ассистентов</w:t>
+        <w:t>Планировщик отпусков 0.4.0 · Шаблоны задач для ИИ-ассистентов</w:t>
       </w:r>
     </w:p>
     <w:p>
@@ -93,7 +93,7 @@
             </w:rPr>
             <w:fldChar w:fldCharType="separate"/>
           </w:r>
-          <w:hyperlink w:anchor="__RefHeading___Toc16937_1756087021">
+          <w:hyperlink w:anchor="__RefHeading___Toc18874_1562542824">
             <w:r>
               <w:rPr>
                 <w:webHidden/>
@@ -114,7 +114,7 @@
             </w:tabs>
             <w:rPr/>
           </w:pPr>
-          <w:hyperlink w:anchor="__RefHeading___Toc16939_1756087021">
+          <w:hyperlink w:anchor="__RefHeading___Toc18876_1562542824">
             <w:r>
               <w:rPr>
                 <w:webHidden/>
@@ -135,7 +135,7 @@
             </w:tabs>
             <w:rPr/>
           </w:pPr>
-          <w:hyperlink w:anchor="__RefHeading___Toc16941_1756087021">
+          <w:hyperlink w:anchor="__RefHeading___Toc18878_1562542824">
             <w:r>
               <w:rPr>
                 <w:webHidden/>
@@ -156,7 +156,7 @@
             </w:tabs>
             <w:rPr/>
           </w:pPr>
-          <w:hyperlink w:anchor="__RefHeading___Toc16943_1756087021">
+          <w:hyperlink w:anchor="__RefHeading___Toc18880_1562542824">
             <w:r>
               <w:rPr>
                 <w:webHidden/>
@@ -177,7 +177,7 @@
             </w:tabs>
             <w:rPr/>
           </w:pPr>
-          <w:hyperlink w:anchor="__RefHeading___Toc16945_1756087021">
+          <w:hyperlink w:anchor="__RefHeading___Toc18882_1562542824">
             <w:r>
               <w:rPr>
                 <w:webHidden/>
@@ -198,7 +198,7 @@
             </w:tabs>
             <w:rPr/>
           </w:pPr>
-          <w:hyperlink w:anchor="__RefHeading___Toc16947_1756087021">
+          <w:hyperlink w:anchor="__RefHeading___Toc18884_1562542824">
             <w:r>
               <w:rPr>
                 <w:webHidden/>
@@ -219,7 +219,7 @@
             </w:tabs>
             <w:rPr/>
           </w:pPr>
-          <w:hyperlink w:anchor="__RefHeading___Toc16949_1756087021">
+          <w:hyperlink w:anchor="__RefHeading___Toc18886_1562542824">
             <w:r>
               <w:rPr>
                 <w:webHidden/>
@@ -240,7 +240,7 @@
             </w:tabs>
             <w:rPr/>
           </w:pPr>
-          <w:hyperlink w:anchor="__RefHeading___Toc16951_1756087021">
+          <w:hyperlink w:anchor="__RefHeading___Toc18888_1562542824">
             <w:r>
               <w:rPr>
                 <w:webHidden/>
@@ -261,7 +261,7 @@
             </w:tabs>
             <w:rPr/>
           </w:pPr>
-          <w:hyperlink w:anchor="__RefHeading___Toc16953_1756087021">
+          <w:hyperlink w:anchor="__RefHeading___Toc18890_1562542824">
             <w:r>
               <w:rPr>
                 <w:webHidden/>
@@ -286,7 +286,7 @@
         <w:pStyle w:val="Heading1"/>
         <w:rPr/>
       </w:pPr>
-      <w:bookmarkStart w:id="0" w:name="__RefHeading___Toc16937_1756087021"/>
+      <w:bookmarkStart w:id="0" w:name="__RefHeading___Toc18874_1562542824"/>
       <w:bookmarkEnd w:id="0"/>
       <w:r>
         <w:rPr>
@@ -582,7 +582,7 @@
         <w:pStyle w:val="Heading1"/>
         <w:rPr/>
       </w:pPr>
-      <w:bookmarkStart w:id="2" w:name="__RefHeading___Toc16939_1756087021"/>
+      <w:bookmarkStart w:id="2" w:name="__RefHeading___Toc18876_1562542824"/>
       <w:bookmarkEnd w:id="2"/>
       <w:r>
         <w:rPr>
@@ -687,7 +687,7 @@
         <w:pStyle w:val="Heading1"/>
         <w:rPr/>
       </w:pPr>
-      <w:bookmarkStart w:id="3" w:name="__RefHeading___Toc16941_1756087021"/>
+      <w:bookmarkStart w:id="3" w:name="__RefHeading___Toc18878_1562542824"/>
       <w:bookmarkEnd w:id="3"/>
       <w:r>
         <w:rPr>
@@ -2066,7 +2066,7 @@
         <w:pStyle w:val="Heading1"/>
         <w:rPr/>
       </w:pPr>
-      <w:bookmarkStart w:id="5" w:name="__RefHeading___Toc16943_1756087021"/>
+      <w:bookmarkStart w:id="5" w:name="__RefHeading___Toc18880_1562542824"/>
       <w:bookmarkEnd w:id="5"/>
       <w:r>
         <w:rPr>
@@ -2187,7 +2187,7 @@
         <w:pStyle w:val="Heading1"/>
         <w:rPr/>
       </w:pPr>
-      <w:bookmarkStart w:id="6" w:name="__RefHeading___Toc16945_1756087021"/>
+      <w:bookmarkStart w:id="6" w:name="__RefHeading___Toc18882_1562542824"/>
       <w:bookmarkStart w:id="7" w:name="итерация-i5-импорт-и-единый-вход-v0.4.0"/>
       <w:bookmarkEnd w:id="6"/>
       <w:r>
@@ -2270,7 +2270,7 @@
         <w:pStyle w:val="Heading1"/>
         <w:rPr/>
       </w:pPr>
-      <w:bookmarkStart w:id="8" w:name="__RefHeading___Toc16947_1756087021"/>
+      <w:bookmarkStart w:id="8" w:name="__RefHeading___Toc18884_1562542824"/>
       <w:bookmarkStart w:id="9" w:name="итерация-i6-письма-и-роли-v0.4.0"/>
       <w:bookmarkEnd w:id="8"/>
       <w:r>
@@ -2343,7 +2343,7 @@
         <w:pStyle w:val="Heading1"/>
         <w:rPr/>
       </w:pPr>
-      <w:bookmarkStart w:id="10" w:name="__RefHeading___Toc16949_1756087021"/>
+      <w:bookmarkStart w:id="10" w:name="__RefHeading___Toc18886_1562542824"/>
       <w:bookmarkStart w:id="11" w:name="итерация-i7-эксплуатация-на-5000-v0.5.0"/>
       <w:bookmarkEnd w:id="10"/>
       <w:r>
@@ -2416,7 +2416,7 @@
         <w:pStyle w:val="Heading1"/>
         <w:rPr/>
       </w:pPr>
-      <w:bookmarkStart w:id="12" w:name="__RefHeading___Toc16951_1756087021"/>
+      <w:bookmarkStart w:id="12" w:name="__RefHeading___Toc18888_1562542824"/>
       <w:bookmarkStart w:id="13" w:name="итерация-i8-приёмка-v1.0.0"/>
       <w:bookmarkEnd w:id="12"/>
       <w:r>
@@ -2469,7 +2469,7 @@
         <w:pStyle w:val="Heading1"/>
         <w:rPr/>
       </w:pPr>
-      <w:bookmarkStart w:id="14" w:name="__RefHeading___Toc16953_1756087021"/>
+      <w:bookmarkStart w:id="14" w:name="__RefHeading___Toc18890_1562542824"/>
       <w:bookmarkEnd w:id="14"/>
       <w:r>
         <w:rPr>
@@ -2971,7 +2971,7 @@
         <w:color w:val="8A92A6"/>
         <w:sz w:val="16"/>
       </w:rPr>
-      <w:t xml:space="preserve">Планировщик отпусков 0.3.0 · Промпты итераций · стр. </w:t>
+      <w:t xml:space="preserve">Планировщик отпусков 0.4.0 · Промпты итераций · стр. </w:t>
     </w:r>
     <w:r>
       <w:rPr/>
@@ -3010,7 +3010,7 @@
         <w:color w:val="8A92A6"/>
         <w:sz w:val="16"/>
       </w:rPr>
-      <w:t xml:space="preserve">Планировщик отпусков 0.3.0 · Промпты итераций · стр. </w:t>
+      <w:t xml:space="preserve">Планировщик отпусков 0.4.0 · Промпты итераций · стр. </w:t>
     </w:r>
     <w:r>
       <w:rPr/>

--- a/docs/docx/10-prompts.docx
+++ b/docs/docx/10-prompts.docx
@@ -23,7 +23,7 @@
       </w:pPr>
       <w:r>
         <w:rPr/>
-        <w:t>Планировщик отпусков 0.4.0 · Шаблоны задач для ИИ-ассистентов</w:t>
+        <w:t>Планировщик отпусков 0.5.0 · Шаблоны задач для ИИ-ассистентов</w:t>
       </w:r>
     </w:p>
     <w:p>
@@ -93,7 +93,7 @@
             </w:rPr>
             <w:fldChar w:fldCharType="separate"/>
           </w:r>
-          <w:hyperlink w:anchor="__RefHeading___Toc18874_1562542824">
+          <w:hyperlink w:anchor="__RefHeading___Toc20542_2275915807">
             <w:r>
               <w:rPr>
                 <w:webHidden/>
@@ -114,7 +114,7 @@
             </w:tabs>
             <w:rPr/>
           </w:pPr>
-          <w:hyperlink w:anchor="__RefHeading___Toc18876_1562542824">
+          <w:hyperlink w:anchor="__RefHeading___Toc20544_2275915807">
             <w:r>
               <w:rPr>
                 <w:webHidden/>
@@ -135,7 +135,7 @@
             </w:tabs>
             <w:rPr/>
           </w:pPr>
-          <w:hyperlink w:anchor="__RefHeading___Toc18878_1562542824">
+          <w:hyperlink w:anchor="__RefHeading___Toc20546_2275915807">
             <w:r>
               <w:rPr>
                 <w:webHidden/>
@@ -156,7 +156,7 @@
             </w:tabs>
             <w:rPr/>
           </w:pPr>
-          <w:hyperlink w:anchor="__RefHeading___Toc18880_1562542824">
+          <w:hyperlink w:anchor="__RefHeading___Toc20548_2275915807">
             <w:r>
               <w:rPr>
                 <w:webHidden/>
@@ -177,7 +177,7 @@
             </w:tabs>
             <w:rPr/>
           </w:pPr>
-          <w:hyperlink w:anchor="__RefHeading___Toc18882_1562542824">
+          <w:hyperlink w:anchor="__RefHeading___Toc20550_2275915807">
             <w:r>
               <w:rPr>
                 <w:webHidden/>
@@ -198,7 +198,7 @@
             </w:tabs>
             <w:rPr/>
           </w:pPr>
-          <w:hyperlink w:anchor="__RefHeading___Toc18884_1562542824">
+          <w:hyperlink w:anchor="__RefHeading___Toc20552_2275915807">
             <w:r>
               <w:rPr>
                 <w:webHidden/>
@@ -219,7 +219,7 @@
             </w:tabs>
             <w:rPr/>
           </w:pPr>
-          <w:hyperlink w:anchor="__RefHeading___Toc18886_1562542824">
+          <w:hyperlink w:anchor="__RefHeading___Toc20554_2275915807">
             <w:r>
               <w:rPr>
                 <w:webHidden/>
@@ -240,7 +240,7 @@
             </w:tabs>
             <w:rPr/>
           </w:pPr>
-          <w:hyperlink w:anchor="__RefHeading___Toc18888_1562542824">
+          <w:hyperlink w:anchor="__RefHeading___Toc20556_2275915807">
             <w:r>
               <w:rPr>
                 <w:webHidden/>
@@ -261,7 +261,7 @@
             </w:tabs>
             <w:rPr/>
           </w:pPr>
-          <w:hyperlink w:anchor="__RefHeading___Toc18890_1562542824">
+          <w:hyperlink w:anchor="__RefHeading___Toc20558_2275915807">
             <w:r>
               <w:rPr>
                 <w:webHidden/>
@@ -286,7 +286,7 @@
         <w:pStyle w:val="Heading1"/>
         <w:rPr/>
       </w:pPr>
-      <w:bookmarkStart w:id="0" w:name="__RefHeading___Toc18874_1562542824"/>
+      <w:bookmarkStart w:id="0" w:name="__RefHeading___Toc20542_2275915807"/>
       <w:bookmarkEnd w:id="0"/>
       <w:r>
         <w:rPr>
@@ -582,7 +582,7 @@
         <w:pStyle w:val="Heading1"/>
         <w:rPr/>
       </w:pPr>
-      <w:bookmarkStart w:id="2" w:name="__RefHeading___Toc18876_1562542824"/>
+      <w:bookmarkStart w:id="2" w:name="__RefHeading___Toc20544_2275915807"/>
       <w:bookmarkEnd w:id="2"/>
       <w:r>
         <w:rPr>
@@ -687,7 +687,7 @@
         <w:pStyle w:val="Heading1"/>
         <w:rPr/>
       </w:pPr>
-      <w:bookmarkStart w:id="3" w:name="__RefHeading___Toc18878_1562542824"/>
+      <w:bookmarkStart w:id="3" w:name="__RefHeading___Toc20546_2275915807"/>
       <w:bookmarkEnd w:id="3"/>
       <w:r>
         <w:rPr>
@@ -2066,7 +2066,7 @@
         <w:pStyle w:val="Heading1"/>
         <w:rPr/>
       </w:pPr>
-      <w:bookmarkStart w:id="5" w:name="__RefHeading___Toc18880_1562542824"/>
+      <w:bookmarkStart w:id="5" w:name="__RefHeading___Toc20548_2275915807"/>
       <w:bookmarkEnd w:id="5"/>
       <w:r>
         <w:rPr>
@@ -2187,7 +2187,7 @@
         <w:pStyle w:val="Heading1"/>
         <w:rPr/>
       </w:pPr>
-      <w:bookmarkStart w:id="6" w:name="__RefHeading___Toc18882_1562542824"/>
+      <w:bookmarkStart w:id="6" w:name="__RefHeading___Toc20550_2275915807"/>
       <w:bookmarkStart w:id="7" w:name="итерация-i5-импорт-и-единый-вход-v0.4.0"/>
       <w:bookmarkEnd w:id="6"/>
       <w:r>
@@ -2270,7 +2270,7 @@
         <w:pStyle w:val="Heading1"/>
         <w:rPr/>
       </w:pPr>
-      <w:bookmarkStart w:id="8" w:name="__RefHeading___Toc18884_1562542824"/>
+      <w:bookmarkStart w:id="8" w:name="__RefHeading___Toc20552_2275915807"/>
       <w:bookmarkStart w:id="9" w:name="итерация-i6-письма-и-роли-v0.4.0"/>
       <w:bookmarkEnd w:id="8"/>
       <w:r>
@@ -2343,7 +2343,7 @@
         <w:pStyle w:val="Heading1"/>
         <w:rPr/>
       </w:pPr>
-      <w:bookmarkStart w:id="10" w:name="__RefHeading___Toc18886_1562542824"/>
+      <w:bookmarkStart w:id="10" w:name="__RefHeading___Toc20554_2275915807"/>
       <w:bookmarkStart w:id="11" w:name="итерация-i7-эксплуатация-на-5000-v0.5.0"/>
       <w:bookmarkEnd w:id="10"/>
       <w:r>
@@ -2416,7 +2416,7 @@
         <w:pStyle w:val="Heading1"/>
         <w:rPr/>
       </w:pPr>
-      <w:bookmarkStart w:id="12" w:name="__RefHeading___Toc18888_1562542824"/>
+      <w:bookmarkStart w:id="12" w:name="__RefHeading___Toc20556_2275915807"/>
       <w:bookmarkStart w:id="13" w:name="итерация-i8-приёмка-v1.0.0"/>
       <w:bookmarkEnd w:id="12"/>
       <w:r>
@@ -2469,7 +2469,7 @@
         <w:pStyle w:val="Heading1"/>
         <w:rPr/>
       </w:pPr>
-      <w:bookmarkStart w:id="14" w:name="__RefHeading___Toc18890_1562542824"/>
+      <w:bookmarkStart w:id="14" w:name="__RefHeading___Toc20558_2275915807"/>
       <w:bookmarkEnd w:id="14"/>
       <w:r>
         <w:rPr>
@@ -2971,7 +2971,7 @@
         <w:color w:val="8A92A6"/>
         <w:sz w:val="16"/>
       </w:rPr>
-      <w:t xml:space="preserve">Планировщик отпусков 0.4.0 · Промпты итераций · стр. </w:t>
+      <w:t xml:space="preserve">Планировщик отпусков 0.5.0 · Промпты итераций · стр. </w:t>
     </w:r>
     <w:r>
       <w:rPr/>
@@ -3010,7 +3010,7 @@
         <w:color w:val="8A92A6"/>
         <w:sz w:val="16"/>
       </w:rPr>
-      <w:t xml:space="preserve">Планировщик отпусков 0.4.0 · Промпты итераций · стр. </w:t>
+      <w:t xml:space="preserve">Планировщик отпусков 0.5.0 · Промпты итераций · стр. </w:t>
     </w:r>
     <w:r>
       <w:rPr/>

--- a/docs/docx/10-prompts.docx
+++ b/docs/docx/10-prompts.docx
@@ -23,7 +23,7 @@
       </w:pPr>
       <w:r>
         <w:rPr/>
-        <w:t>Планировщик отпусков 0.5.0 · Шаблоны задач для ИИ-ассистентов</w:t>
+        <w:t>Планировщик отпусков 0.6.0 · Шаблоны задач для ИИ-ассистентов</w:t>
       </w:r>
     </w:p>
     <w:p>
@@ -33,7 +33,7 @@
       </w:pPr>
       <w:r>
         <w:rPr/>
-        <w:t>28 октября 2026</w:t>
+        <w:t>29 октября 2026</w:t>
       </w:r>
     </w:p>
     <w:sdt>
@@ -93,7 +93,7 @@
             </w:rPr>
             <w:fldChar w:fldCharType="separate"/>
           </w:r>
-          <w:hyperlink w:anchor="__RefHeading___Toc20542_2275915807">
+          <w:hyperlink w:anchor="__RefHeading___Toc27134_3673021804">
             <w:r>
               <w:rPr>
                 <w:webHidden/>
@@ -114,7 +114,7 @@
             </w:tabs>
             <w:rPr/>
           </w:pPr>
-          <w:hyperlink w:anchor="__RefHeading___Toc20544_2275915807">
+          <w:hyperlink w:anchor="__RefHeading___Toc27136_3673021804">
             <w:r>
               <w:rPr>
                 <w:webHidden/>
@@ -135,7 +135,7 @@
             </w:tabs>
             <w:rPr/>
           </w:pPr>
-          <w:hyperlink w:anchor="__RefHeading___Toc20546_2275915807">
+          <w:hyperlink w:anchor="__RefHeading___Toc27138_3673021804">
             <w:r>
               <w:rPr>
                 <w:webHidden/>
@@ -156,7 +156,7 @@
             </w:tabs>
             <w:rPr/>
           </w:pPr>
-          <w:hyperlink w:anchor="__RefHeading___Toc20548_2275915807">
+          <w:hyperlink w:anchor="__RefHeading___Toc27140_3673021804">
             <w:r>
               <w:rPr>
                 <w:webHidden/>
@@ -177,7 +177,7 @@
             </w:tabs>
             <w:rPr/>
           </w:pPr>
-          <w:hyperlink w:anchor="__RefHeading___Toc20550_2275915807">
+          <w:hyperlink w:anchor="__RefHeading___Toc27142_3673021804">
             <w:r>
               <w:rPr>
                 <w:webHidden/>
@@ -198,7 +198,7 @@
             </w:tabs>
             <w:rPr/>
           </w:pPr>
-          <w:hyperlink w:anchor="__RefHeading___Toc20552_2275915807">
+          <w:hyperlink w:anchor="__RefHeading___Toc27144_3673021804">
             <w:r>
               <w:rPr>
                 <w:webHidden/>
@@ -219,7 +219,7 @@
             </w:tabs>
             <w:rPr/>
           </w:pPr>
-          <w:hyperlink w:anchor="__RefHeading___Toc20554_2275915807">
+          <w:hyperlink w:anchor="__RefHeading___Toc27146_3673021804">
             <w:r>
               <w:rPr>
                 <w:webHidden/>
@@ -240,7 +240,7 @@
             </w:tabs>
             <w:rPr/>
           </w:pPr>
-          <w:hyperlink w:anchor="__RefHeading___Toc20556_2275915807">
+          <w:hyperlink w:anchor="__RefHeading___Toc27148_3673021804">
             <w:r>
               <w:rPr>
                 <w:webHidden/>
@@ -261,7 +261,7 @@
             </w:tabs>
             <w:rPr/>
           </w:pPr>
-          <w:hyperlink w:anchor="__RefHeading___Toc20558_2275915807">
+          <w:hyperlink w:anchor="__RefHeading___Toc27150_3673021804">
             <w:r>
               <w:rPr>
                 <w:webHidden/>
@@ -286,7 +286,7 @@
         <w:pStyle w:val="Heading1"/>
         <w:rPr/>
       </w:pPr>
-      <w:bookmarkStart w:id="0" w:name="__RefHeading___Toc20542_2275915807"/>
+      <w:bookmarkStart w:id="0" w:name="__RefHeading___Toc27134_3673021804"/>
       <w:bookmarkEnd w:id="0"/>
       <w:r>
         <w:rPr>
@@ -582,7 +582,7 @@
         <w:pStyle w:val="Heading1"/>
         <w:rPr/>
       </w:pPr>
-      <w:bookmarkStart w:id="2" w:name="__RefHeading___Toc20544_2275915807"/>
+      <w:bookmarkStart w:id="2" w:name="__RefHeading___Toc27136_3673021804"/>
       <w:bookmarkEnd w:id="2"/>
       <w:r>
         <w:rPr>
@@ -687,7 +687,7 @@
         <w:pStyle w:val="Heading1"/>
         <w:rPr/>
       </w:pPr>
-      <w:bookmarkStart w:id="3" w:name="__RefHeading___Toc20546_2275915807"/>
+      <w:bookmarkStart w:id="3" w:name="__RefHeading___Toc27138_3673021804"/>
       <w:bookmarkEnd w:id="3"/>
       <w:r>
         <w:rPr>
@@ -2066,7 +2066,7 @@
         <w:pStyle w:val="Heading1"/>
         <w:rPr/>
       </w:pPr>
-      <w:bookmarkStart w:id="5" w:name="__RefHeading___Toc20548_2275915807"/>
+      <w:bookmarkStart w:id="5" w:name="__RefHeading___Toc27140_3673021804"/>
       <w:bookmarkEnd w:id="5"/>
       <w:r>
         <w:rPr>
@@ -2187,7 +2187,7 @@
         <w:pStyle w:val="Heading1"/>
         <w:rPr/>
       </w:pPr>
-      <w:bookmarkStart w:id="6" w:name="__RefHeading___Toc20550_2275915807"/>
+      <w:bookmarkStart w:id="6" w:name="__RefHeading___Toc27142_3673021804"/>
       <w:bookmarkStart w:id="7" w:name="итерация-i5-импорт-и-единый-вход-v0.4.0"/>
       <w:bookmarkEnd w:id="6"/>
       <w:r>
@@ -2270,7 +2270,7 @@
         <w:pStyle w:val="Heading1"/>
         <w:rPr/>
       </w:pPr>
-      <w:bookmarkStart w:id="8" w:name="__RefHeading___Toc20552_2275915807"/>
+      <w:bookmarkStart w:id="8" w:name="__RefHeading___Toc27144_3673021804"/>
       <w:bookmarkStart w:id="9" w:name="итерация-i6-письма-и-роли-v0.4.0"/>
       <w:bookmarkEnd w:id="8"/>
       <w:r>
@@ -2343,7 +2343,7 @@
         <w:pStyle w:val="Heading1"/>
         <w:rPr/>
       </w:pPr>
-      <w:bookmarkStart w:id="10" w:name="__RefHeading___Toc20554_2275915807"/>
+      <w:bookmarkStart w:id="10" w:name="__RefHeading___Toc27146_3673021804"/>
       <w:bookmarkStart w:id="11" w:name="итерация-i7-эксплуатация-на-5000-v0.5.0"/>
       <w:bookmarkEnd w:id="10"/>
       <w:r>
@@ -2416,7 +2416,7 @@
         <w:pStyle w:val="Heading1"/>
         <w:rPr/>
       </w:pPr>
-      <w:bookmarkStart w:id="12" w:name="__RefHeading___Toc20556_2275915807"/>
+      <w:bookmarkStart w:id="12" w:name="__RefHeading___Toc27148_3673021804"/>
       <w:bookmarkStart w:id="13" w:name="итерация-i8-приёмка-v1.0.0"/>
       <w:bookmarkEnd w:id="12"/>
       <w:r>
@@ -2469,7 +2469,7 @@
         <w:pStyle w:val="Heading1"/>
         <w:rPr/>
       </w:pPr>
-      <w:bookmarkStart w:id="14" w:name="__RefHeading___Toc20558_2275915807"/>
+      <w:bookmarkStart w:id="14" w:name="__RefHeading___Toc27150_3673021804"/>
       <w:bookmarkEnd w:id="14"/>
       <w:r>
         <w:rPr>
@@ -2971,7 +2971,7 @@
         <w:color w:val="8A92A6"/>
         <w:sz w:val="16"/>
       </w:rPr>
-      <w:t xml:space="preserve">Планировщик отпусков 0.5.0 · Промпты итераций · стр. </w:t>
+      <w:t xml:space="preserve">Планировщик отпусков 0.6.0 · Промпты итераций · стр. </w:t>
     </w:r>
     <w:r>
       <w:rPr/>
@@ -3010,7 +3010,7 @@
         <w:color w:val="8A92A6"/>
         <w:sz w:val="16"/>
       </w:rPr>
-      <w:t xml:space="preserve">Планировщик отпусков 0.5.0 · Промпты итераций · стр. </w:t>
+      <w:t xml:space="preserve">Планировщик отпусков 0.6.0 · Промпты итераций · стр. </w:t>
     </w:r>
     <w:r>
       <w:rPr/>

--- a/docs/docx/10-prompts.docx
+++ b/docs/docx/10-prompts.docx
@@ -23,7 +23,7 @@
       </w:pPr>
       <w:r>
         <w:rPr/>
-        <w:t>Планировщик отпусков 0.6.0 · Шаблоны задач для ИИ-ассистентов</w:t>
+        <w:t>Планировщик отпусков 1.0.0 · Шаблоны задач для ИИ-ассистентов</w:t>
       </w:r>
     </w:p>
     <w:p>
@@ -33,7 +33,7 @@
       </w:pPr>
       <w:r>
         <w:rPr/>
-        <w:t>29 октября 2026</w:t>
+        <w:t>30 октября 2026</w:t>
       </w:r>
     </w:p>
     <w:sdt>
@@ -93,7 +93,7 @@
             </w:rPr>
             <w:fldChar w:fldCharType="separate"/>
           </w:r>
-          <w:hyperlink w:anchor="__RefHeading___Toc27134_3673021804">
+          <w:hyperlink w:anchor="__RefHeading___Toc28221_1804324697">
             <w:r>
               <w:rPr>
                 <w:webHidden/>
@@ -114,7 +114,7 @@
             </w:tabs>
             <w:rPr/>
           </w:pPr>
-          <w:hyperlink w:anchor="__RefHeading___Toc27136_3673021804">
+          <w:hyperlink w:anchor="__RefHeading___Toc28223_1804324697">
             <w:r>
               <w:rPr>
                 <w:webHidden/>
@@ -135,7 +135,7 @@
             </w:tabs>
             <w:rPr/>
           </w:pPr>
-          <w:hyperlink w:anchor="__RefHeading___Toc27138_3673021804">
+          <w:hyperlink w:anchor="__RefHeading___Toc28225_1804324697">
             <w:r>
               <w:rPr>
                 <w:webHidden/>
@@ -156,7 +156,7 @@
             </w:tabs>
             <w:rPr/>
           </w:pPr>
-          <w:hyperlink w:anchor="__RefHeading___Toc27140_3673021804">
+          <w:hyperlink w:anchor="__RefHeading___Toc28227_1804324697">
             <w:r>
               <w:rPr>
                 <w:webHidden/>
@@ -177,7 +177,7 @@
             </w:tabs>
             <w:rPr/>
           </w:pPr>
-          <w:hyperlink w:anchor="__RefHeading___Toc27142_3673021804">
+          <w:hyperlink w:anchor="__RefHeading___Toc28229_1804324697">
             <w:r>
               <w:rPr>
                 <w:webHidden/>
@@ -198,7 +198,7 @@
             </w:tabs>
             <w:rPr/>
           </w:pPr>
-          <w:hyperlink w:anchor="__RefHeading___Toc27144_3673021804">
+          <w:hyperlink w:anchor="__RefHeading___Toc28231_1804324697">
             <w:r>
               <w:rPr>
                 <w:webHidden/>
@@ -219,7 +219,7 @@
             </w:tabs>
             <w:rPr/>
           </w:pPr>
-          <w:hyperlink w:anchor="__RefHeading___Toc27146_3673021804">
+          <w:hyperlink w:anchor="__RefHeading___Toc28233_1804324697">
             <w:r>
               <w:rPr>
                 <w:webHidden/>
@@ -240,7 +240,7 @@
             </w:tabs>
             <w:rPr/>
           </w:pPr>
-          <w:hyperlink w:anchor="__RefHeading___Toc27148_3673021804">
+          <w:hyperlink w:anchor="__RefHeading___Toc28235_1804324697">
             <w:r>
               <w:rPr>
                 <w:webHidden/>
@@ -261,7 +261,7 @@
             </w:tabs>
             <w:rPr/>
           </w:pPr>
-          <w:hyperlink w:anchor="__RefHeading___Toc27150_3673021804">
+          <w:hyperlink w:anchor="__RefHeading___Toc28237_1804324697">
             <w:r>
               <w:rPr>
                 <w:webHidden/>
@@ -286,7 +286,7 @@
         <w:pStyle w:val="Heading1"/>
         <w:rPr/>
       </w:pPr>
-      <w:bookmarkStart w:id="0" w:name="__RefHeading___Toc27134_3673021804"/>
+      <w:bookmarkStart w:id="0" w:name="__RefHeading___Toc28221_1804324697"/>
       <w:bookmarkEnd w:id="0"/>
       <w:r>
         <w:rPr>
@@ -582,7 +582,7 @@
         <w:pStyle w:val="Heading1"/>
         <w:rPr/>
       </w:pPr>
-      <w:bookmarkStart w:id="2" w:name="__RefHeading___Toc27136_3673021804"/>
+      <w:bookmarkStart w:id="2" w:name="__RefHeading___Toc28223_1804324697"/>
       <w:bookmarkEnd w:id="2"/>
       <w:r>
         <w:rPr>
@@ -687,7 +687,7 @@
         <w:pStyle w:val="Heading1"/>
         <w:rPr/>
       </w:pPr>
-      <w:bookmarkStart w:id="3" w:name="__RefHeading___Toc27138_3673021804"/>
+      <w:bookmarkStart w:id="3" w:name="__RefHeading___Toc28225_1804324697"/>
       <w:bookmarkEnd w:id="3"/>
       <w:r>
         <w:rPr>
@@ -2066,7 +2066,7 @@
         <w:pStyle w:val="Heading1"/>
         <w:rPr/>
       </w:pPr>
-      <w:bookmarkStart w:id="5" w:name="__RefHeading___Toc27140_3673021804"/>
+      <w:bookmarkStart w:id="5" w:name="__RefHeading___Toc28227_1804324697"/>
       <w:bookmarkEnd w:id="5"/>
       <w:r>
         <w:rPr>
@@ -2187,7 +2187,7 @@
         <w:pStyle w:val="Heading1"/>
         <w:rPr/>
       </w:pPr>
-      <w:bookmarkStart w:id="6" w:name="__RefHeading___Toc27142_3673021804"/>
+      <w:bookmarkStart w:id="6" w:name="__RefHeading___Toc28229_1804324697"/>
       <w:bookmarkStart w:id="7" w:name="итерация-i5-импорт-и-единый-вход-v0.4.0"/>
       <w:bookmarkEnd w:id="6"/>
       <w:r>
@@ -2270,7 +2270,7 @@
         <w:pStyle w:val="Heading1"/>
         <w:rPr/>
       </w:pPr>
-      <w:bookmarkStart w:id="8" w:name="__RefHeading___Toc27144_3673021804"/>
+      <w:bookmarkStart w:id="8" w:name="__RefHeading___Toc28231_1804324697"/>
       <w:bookmarkStart w:id="9" w:name="итерация-i6-письма-и-роли-v0.4.0"/>
       <w:bookmarkEnd w:id="8"/>
       <w:r>
@@ -2343,7 +2343,7 @@
         <w:pStyle w:val="Heading1"/>
         <w:rPr/>
       </w:pPr>
-      <w:bookmarkStart w:id="10" w:name="__RefHeading___Toc27146_3673021804"/>
+      <w:bookmarkStart w:id="10" w:name="__RefHeading___Toc28233_1804324697"/>
       <w:bookmarkStart w:id="11" w:name="итерация-i7-эксплуатация-на-5000-v0.5.0"/>
       <w:bookmarkEnd w:id="10"/>
       <w:r>
@@ -2416,7 +2416,7 @@
         <w:pStyle w:val="Heading1"/>
         <w:rPr/>
       </w:pPr>
-      <w:bookmarkStart w:id="12" w:name="__RefHeading___Toc27148_3673021804"/>
+      <w:bookmarkStart w:id="12" w:name="__RefHeading___Toc28235_1804324697"/>
       <w:bookmarkStart w:id="13" w:name="итерация-i8-приёмка-v1.0.0"/>
       <w:bookmarkEnd w:id="12"/>
       <w:r>
@@ -2469,7 +2469,7 @@
         <w:pStyle w:val="Heading1"/>
         <w:rPr/>
       </w:pPr>
-      <w:bookmarkStart w:id="14" w:name="__RefHeading___Toc27150_3673021804"/>
+      <w:bookmarkStart w:id="14" w:name="__RefHeading___Toc28237_1804324697"/>
       <w:bookmarkEnd w:id="14"/>
       <w:r>
         <w:rPr>
@@ -2971,7 +2971,7 @@
         <w:color w:val="8A92A6"/>
         <w:sz w:val="16"/>
       </w:rPr>
-      <w:t xml:space="preserve">Планировщик отпусков 0.6.0 · Промпты итераций · стр. </w:t>
+      <w:t xml:space="preserve">Планировщик отпусков 1.0.0 · Промпты итераций · стр. </w:t>
     </w:r>
     <w:r>
       <w:rPr/>
@@ -3010,7 +3010,7 @@
         <w:color w:val="8A92A6"/>
         <w:sz w:val="16"/>
       </w:rPr>
-      <w:t xml:space="preserve">Планировщик отпусков 0.6.0 · Промпты итераций · стр. </w:t>
+      <w:t xml:space="preserve">Планировщик отпусков 1.0.0 · Промпты итераций · стр. </w:t>
     </w:r>
     <w:r>
       <w:rPr/>
